--- a/docs/submission/word/04_AI활용_기술문서_가이드라인_TeamNuN.docx
+++ b/docs/submission/word/04_AI활용_기술문서_가이드라인_TeamNuN.docx
@@ -1330,167 +1330,65 @@
     </w:p>
     <w:p>
       <w:pPr>
-        <w:shd w:fill="F2F2F2" w:color="auto" w:val="clear"/>
-        <w:spacing w:after="0" w:before="100" w:line="240"/>
-        <w:ind w:left="220"/>
-      </w:pPr>
-      <w:r>
-        <w:rPr>
-          <w:rFonts w:ascii="D2Coding, Consolas" w:cs="D2Coding, Consolas" w:eastAsia="D2Coding, Consolas" w:hAnsi="D2Coding, Consolas"/>
-          <w:sz w:val="17"/>
-          <w:szCs w:val="17"/>
-        </w:rPr>
-        <w:t xml:space="preserve">[검증 계층]  sim/opinion-model/*.mjs   ← 여론 확산 모델의 원본 구현 (JS)</w:t>
-      </w:r>
-    </w:p>
-    <w:p>
-      <w:pPr>
-        <w:shd w:fill="F2F2F2" w:color="auto" w:val="clear"/>
-        <w:spacing w:after="0" w:before="0" w:line="240"/>
-        <w:ind w:left="220"/>
-      </w:pPr>
-      <w:r>
-        <w:rPr>
-          <w:rFonts w:ascii="D2Coding, Consolas" w:cs="D2Coding, Consolas" w:eastAsia="D2Coding, Consolas" w:hAnsi="D2Coding, Consolas"/>
-          <w:sz w:val="17"/>
-          <w:szCs w:val="17"/>
-        </w:rPr>
-        <w:t xml:space="preserve">                    │                     · 웹 빌드에서 제외(export exclude_filter)</w:t>
-      </w:r>
-    </w:p>
-    <w:p>
-      <w:pPr>
-        <w:shd w:fill="F2F2F2" w:color="auto" w:val="clear"/>
-        <w:spacing w:after="0" w:before="0" w:line="240"/>
-        <w:ind w:left="220"/>
-      </w:pPr>
-      <w:r>
-        <w:rPr>
-          <w:rFonts w:ascii="D2Coding, Consolas" w:cs="D2Coding, Consolas" w:eastAsia="D2Coding, Consolas" w:hAnsi="D2Coding, Consolas"/>
-          <w:sz w:val="17"/>
-          <w:szCs w:val="17"/>
-        </w:rPr>
-        <w:t xml:space="preserve">                    │                     · 시뮬레이션 러너 + 몬테카를로 밸런싱 도구</w:t>
-      </w:r>
-    </w:p>
-    <w:p>
-      <w:pPr>
-        <w:shd w:fill="F2F2F2" w:color="auto" w:val="clear"/>
-        <w:spacing w:after="0" w:before="0" w:line="240"/>
-        <w:ind w:left="220"/>
-      </w:pPr>
-      <w:r>
-        <w:rPr>
-          <w:rFonts w:ascii="D2Coding, Consolas" w:cs="D2Coding, Consolas" w:eastAsia="D2Coding, Consolas" w:hAnsi="D2Coding, Consolas"/>
-          <w:sz w:val="17"/>
-          <w:szCs w:val="17"/>
-        </w:rPr>
-        <w:t xml:space="preserve">                    │</w:t>
-      </w:r>
-    </w:p>
-    <w:p>
-      <w:pPr>
-        <w:shd w:fill="F2F2F2" w:color="auto" w:val="clear"/>
-        <w:spacing w:after="0" w:before="0" w:line="240"/>
-        <w:ind w:left="220"/>
-      </w:pPr>
-      <w:r>
-        <w:rPr>
-          <w:rFonts w:ascii="D2Coding, Consolas" w:cs="D2Coding, Consolas" w:eastAsia="D2Coding, Consolas" w:hAnsi="D2Coding, Consolas"/>
-          <w:sz w:val="17"/>
-          <w:szCs w:val="17"/>
-        </w:rPr>
-        <w:t xml:space="preserve">       ┌────────────┴────────────┐</w:t>
-      </w:r>
-    </w:p>
-    <w:p>
-      <w:pPr>
-        <w:shd w:fill="F2F2F2" w:color="auto" w:val="clear"/>
-        <w:spacing w:after="0" w:before="0" w:line="240"/>
-        <w:ind w:left="220"/>
-      </w:pPr>
-      <w:r>
-        <w:rPr>
-          <w:rFonts w:ascii="D2Coding, Consolas" w:cs="D2Coding, Consolas" w:eastAsia="D2Coding, Consolas" w:hAnsi="D2Coding, Consolas"/>
-          <w:sz w:val="17"/>
-          <w:szCs w:val="17"/>
-        </w:rPr>
-        <w:t xml:space="preserve">       │  같은 config 파일을 읽음  │  src/core/data/opinion_config.json  ← 단일 출처</w:t>
-      </w:r>
-    </w:p>
-    <w:p>
-      <w:pPr>
-        <w:shd w:fill="F2F2F2" w:color="auto" w:val="clear"/>
-        <w:spacing w:after="0" w:before="0" w:line="240"/>
-        <w:ind w:left="220"/>
-      </w:pPr>
-      <w:r>
-        <w:rPr>
-          <w:rFonts w:ascii="D2Coding, Consolas" w:cs="D2Coding, Consolas" w:eastAsia="D2Coding, Consolas" w:hAnsi="D2Coding, Consolas"/>
-          <w:sz w:val="17"/>
-          <w:szCs w:val="17"/>
-        </w:rPr>
-        <w:t xml:space="preserve">       └────────────┬────────────┘</w:t>
-      </w:r>
-    </w:p>
-    <w:p>
-      <w:pPr>
-        <w:shd w:fill="F2F2F2" w:color="auto" w:val="clear"/>
-        <w:spacing w:after="0" w:before="0" w:line="240"/>
-        <w:ind w:left="220"/>
-      </w:pPr>
-      <w:r>
-        <w:rPr>
-          <w:rFonts w:ascii="D2Coding, Consolas" w:cs="D2Coding, Consolas" w:eastAsia="D2Coding, Consolas" w:hAnsi="D2Coding, Consolas"/>
-          <w:sz w:val="17"/>
-          <w:szCs w:val="17"/>
-        </w:rPr>
-        <w:t xml:space="preserve">                    │</w:t>
-      </w:r>
-    </w:p>
-    <w:p>
-      <w:pPr>
-        <w:shd w:fill="F2F2F2" w:color="auto" w:val="clear"/>
-        <w:spacing w:after="0" w:before="0" w:line="240"/>
-        <w:ind w:left="220"/>
-      </w:pPr>
-      <w:r>
-        <w:rPr>
-          <w:rFonts w:ascii="D2Coding, Consolas" w:cs="D2Coding, Consolas" w:eastAsia="D2Coding, Consolas" w:hAnsi="D2Coding, Consolas"/>
-          <w:sz w:val="17"/>
-          <w:szCs w:val="17"/>
-        </w:rPr>
-        <w:t xml:space="preserve">[런타임 계층]  src/core/opinion_model.gd  ← AI가 비트-정확 이식한 게임 엔진 (GDScript)</w:t>
-      </w:r>
-    </w:p>
-    <w:p>
-      <w:pPr>
-        <w:shd w:fill="F2F2F2" w:color="auto" w:val="clear"/>
-        <w:spacing w:after="0" w:before="0" w:line="240"/>
-        <w:ind w:left="220"/>
-      </w:pPr>
-      <w:r>
-        <w:rPr>
-          <w:rFonts w:ascii="D2Coding, Consolas" w:cs="D2Coding, Consolas" w:eastAsia="D2Coding, Consolas" w:hAnsi="D2Coding, Consolas"/>
-          <w:sz w:val="17"/>
-          <w:szCs w:val="17"/>
-        </w:rPr>
-        <w:t xml:space="preserve">                    ↑</w:t>
-      </w:r>
-    </w:p>
-    <w:p>
-      <w:pPr>
-        <w:shd w:fill="F2F2F2" w:color="auto" w:val="clear"/>
-        <w:spacing w:after="100" w:before="0" w:line="240"/>
-        <w:ind w:left="220"/>
-      </w:pPr>
-      <w:r>
-        <w:rPr>
-          <w:rFonts w:ascii="D2Coding, Consolas" w:cs="D2Coding, Consolas" w:eastAsia="D2Coding, Consolas" w:hAnsi="D2Coding, Consolas"/>
-          <w:sz w:val="17"/>
-          <w:szCs w:val="17"/>
-        </w:rPr>
-        <w:t xml:space="preserve">              opinion_parity_test.gd     ← 두 계층의 출력을 대조하는 테스트</w:t>
+        <w:spacing w:after="60" w:before="140"/>
+        <w:jc w:val="center"/>
+      </w:pPr>
+      <w:r>
+        <w:drawing>
+          <wp:inline distT="0" distB="0" distL="0" distR="0">
+            <wp:extent cx="4800600" cy="2438400"/>
+            <wp:effectExtent t="0" r="0" b="0" l="0"/>
+            <wp:docPr id="1" name="" descr="" title=""/>
+            <wp:cNvGraphicFramePr>
+              <a:graphicFrameLocks xmlns:a="http://schemas.openxmlformats.org/drawingml/2006/main" noChangeAspect="1"/>
+            </wp:cNvGraphicFramePr>
+            <a:graphic xmlns:a="http://schemas.openxmlformats.org/drawingml/2006/main">
+              <a:graphicData uri="http://schemas.openxmlformats.org/drawingml/2006/picture">
+                <pic:pic xmlns:pic="http://schemas.openxmlformats.org/drawingml/2006/picture">
+                  <pic:nvPicPr>
+                    <pic:cNvPr id="0" name="" descr=""/>
+                    <pic:cNvPicPr>
+                      <a:picLocks noChangeAspect="1" noChangeArrowheads="1"/>
+                    </pic:cNvPicPr>
+                  </pic:nvPicPr>
+                  <pic:blipFill>
+                    <a:blip r:embed="rId7" cstate="none"/>
+                    <a:srcRect/>
+                    <a:stretch>
+                      <a:fillRect/>
+                    </a:stretch>
+                  </pic:blipFill>
+                  <pic:spPr bwMode="auto">
+                    <a:xfrm>
+                      <a:off x="0" y="0"/>
+                      <a:ext cx="4800600" cy="2438400"/>
+                    </a:xfrm>
+                    <a:prstGeom prst="rect">
+                      <a:avLst/>
+                    </a:prstGeom>
+                  </pic:spPr>
+                </pic:pic>
+              </a:graphicData>
+            </a:graphic>
+          </wp:inline>
+        </w:drawing>
+      </w:r>
+    </w:p>
+    <w:p>
+      <w:pPr>
+        <w:spacing w:after="180"/>
+        <w:jc w:val="center"/>
+      </w:pPr>
+      <w:r>
+        <w:rPr>
+          <w:rFonts w:ascii="맑은 고딕" w:cs="맑은 고딕" w:eastAsia="맑은 고딕" w:hAnsi="맑은 고딕"/>
+          <w:i/>
+          <w:iCs/>
+          <w:color w:val="666666"/>
+          <w:sz w:val="16"/>
+          <w:szCs w:val="16"/>
+        </w:rPr>
+        <w:t xml:space="preserve">2계층 아키텍처 — 검증 계층(sim, JS 오라클)과 런타임 계층(src/core, GDScript)이 같은 config 파일을 단일 출처로 읽고, opinion_parity_test.gd 가 두 계층의 출력을 대조한다</w:t>
       </w:r>
     </w:p>
     <w:p>
